--- a/КПП/Том СОТ КПП/Технический отчёт о ПНР СОТ КПП.docx
+++ b/КПП/Том СОТ КПП/Технический отчёт о ПНР СОТ КПП.docx
@@ -104,7 +104,7 @@
           <w:i w:val="0"/>
           <w:sz w:val="22"/>
         </w:rPr>
-        <w:t>Дата: 03.11.2026</w:t>
+        <w:t>Дата: 29.10.2026</w:t>
       </w:r>
     </w:p>
     <w:tbl>
@@ -314,7 +314,7 @@
           <w:i/>
           <w:sz w:val="20"/>
         </w:rPr>
-        <w:t>Период пусконаладочных работ: 27.10.2026 — 03.11.2026.</w:t>
+        <w:t>Период пусконаладочных работ: 24.10.2026 — 29.10.2026.</w:t>
       </w:r>
     </w:p>
     <w:p>
@@ -1473,7 +1473,7 @@
           <w:i/>
           <w:sz w:val="20"/>
         </w:rPr>
-        <w:t>Измерение сопротивления изоляции кабельных линий (протокол № ПИ-СОТ-КПП от 27.10.2026, приложение 1).</w:t>
+        <w:t>Измерение сопротивления изоляции кабельных линий (протокол № ПИ-СОТ-КПП от 24.10.2026, приложение 1).</w:t>
       </w:r>
     </w:p>
     <w:p>
@@ -1519,7 +1519,7 @@
           <w:i/>
           <w:sz w:val="20"/>
         </w:rPr>
-        <w:t>Индивидуальные испытания — непрерывная работа 72 ч с 31.10.2026 по 03.11.2026 (акт № СОТ-КПП-И, приложение 2). Проверены: формирование и передача изображения всеми видеокамерами, питание камер по PoE; работа коммутационного оборудования; работа источника бесперебойного питания.</w:t>
+        <w:t>Индивидуальные испытания — непрерывная работа 72 ч с 26.10.2026 по 29.10.2026 (акт № СОТ-КПП-И, приложение 2). Проверены: формирование и передача изображения всеми видеокамерами, питание камер по PoE; работа коммутационного оборудования; работа источника бесперебойного питания.</w:t>
       </w:r>
     </w:p>
     <w:p>
@@ -1667,7 +1667,7 @@
           <w:i/>
           <w:sz w:val="20"/>
         </w:rPr>
-        <w:t>Протокол № ПИ-СОТ-КПП измерения сопротивления изоляции кабельных линий от 27.10.2026.</w:t>
+        <w:t>Протокол № ПИ-СОТ-КПП измерения сопротивления изоляции кабельных линий от 24.10.2026.</w:t>
       </w:r>
     </w:p>
     <w:p>
@@ -1690,7 +1690,7 @@
           <w:i/>
           <w:sz w:val="20"/>
         </w:rPr>
-        <w:t>Акт о проведении индивидуальных испытаний № СОТ-КПП-И от 03.11.2026.</w:t>
+        <w:t>Акт о проведении индивидуальных испытаний № СОТ-КПП-И от 29.10.2026.</w:t>
       </w:r>
     </w:p>
     <w:p>
